--- a/templates/hill_template.docx
+++ b/templates/hill_template.docx
@@ -86,27 +86,7 @@
           <w:sz w:val="22"/>
           <w:szCs w:val="22"/>
         </w:rPr>
-        <w:t>{{</w:t>
-      </w:r>
-      <w:proofErr w:type="spellStart"/>
-      <w:r>
-        <w:rPr>
-          <w:rFonts w:asciiTheme="minorHAnsi" w:hAnsiTheme="minorHAnsi" w:cs="Calibri"/>
-          <w:color w:val="000000" w:themeColor="text1"/>
-          <w:sz w:val="22"/>
-          <w:szCs w:val="22"/>
-        </w:rPr>
-        <w:t>position_title_no</w:t>
-      </w:r>
-      <w:proofErr w:type="spellEnd"/>
-      <w:r>
-        <w:rPr>
-          <w:rFonts w:asciiTheme="minorHAnsi" w:hAnsiTheme="minorHAnsi" w:cs="Calibri"/>
-          <w:color w:val="000000" w:themeColor="text1"/>
-          <w:sz w:val="22"/>
-          <w:szCs w:val="22"/>
-        </w:rPr>
-        <w:t>}}</w:t>
+        <w:t>{{position_title}}</w:t>
       </w:r>
     </w:p>
     <w:tbl>
@@ -151,7 +131,7 @@
               <w:autoSpaceDE w:val="0"/>
               <w:autoSpaceDN w:val="0"/>
               <w:adjustRightInd w:val="0"/>
-              <w:spacing w:before="40" w:after="40" w:line="220" w:lineRule="atLeast"/>
+              <w:spacing w:before="40" w:after="40"/>
               <w:jc w:val="both"/>
               <w:textAlignment w:val="center"/>
               <w:rPr>
@@ -187,6 +167,7 @@
           <w:p>
             <w:pPr>
               <w:pStyle w:val="SideBarText"/>
+              <w:spacing w:line="240" w:lineRule="auto"/>
               <w:jc w:val="both"/>
               <w:rPr>
                 <w:color w:val="000000" w:themeColor="text1"/>
@@ -196,21 +177,7 @@
               <w:rPr>
                 <w:color w:val="000000" w:themeColor="text1"/>
               </w:rPr>
-              <w:t>{{</w:t>
-            </w:r>
-            <w:proofErr w:type="spellStart"/>
-            <w:r>
-              <w:rPr>
-                <w:color w:val="000000" w:themeColor="text1"/>
-              </w:rPr>
-              <w:t>date_of_birth</w:t>
-            </w:r>
-            <w:proofErr w:type="spellEnd"/>
-            <w:r>
-              <w:rPr>
-                <w:color w:val="000000" w:themeColor="text1"/>
-              </w:rPr>
-              <w:t>}}</w:t>
+              <w:t>{{date_of_birth}}</w:t>
             </w:r>
           </w:p>
         </w:tc>
@@ -224,6 +191,7 @@
           <w:p>
             <w:pPr>
               <w:pStyle w:val="TopbarHeader"/>
+              <w:spacing w:line="240" w:lineRule="auto"/>
               <w:jc w:val="both"/>
               <w:rPr>
                 <w:color w:val="000000" w:themeColor="text1"/>
@@ -239,6 +207,7 @@
           <w:p>
             <w:pPr>
               <w:pStyle w:val="SideBarText"/>
+              <w:spacing w:line="240" w:lineRule="auto"/>
               <w:jc w:val="both"/>
               <w:rPr>
                 <w:color w:val="000000" w:themeColor="text1"/>
@@ -262,6 +231,7 @@
           <w:p>
             <w:pPr>
               <w:pStyle w:val="TopbarHeader"/>
+              <w:spacing w:line="240" w:lineRule="auto"/>
               <w:jc w:val="both"/>
               <w:rPr>
                 <w:color w:val="000000" w:themeColor="text1"/>
@@ -277,6 +247,7 @@
           <w:p>
             <w:pPr>
               <w:pStyle w:val="SideBarText"/>
+              <w:spacing w:line="240" w:lineRule="auto"/>
               <w:jc w:val="both"/>
               <w:rPr>
                 <w:color w:val="000000" w:themeColor="text1"/>
@@ -286,21 +257,7 @@
               <w:rPr>
                 <w:color w:val="000000" w:themeColor="text1"/>
               </w:rPr>
-              <w:t>{{</w:t>
-            </w:r>
-            <w:proofErr w:type="spellStart"/>
-            <w:r>
-              <w:rPr>
-                <w:color w:val="000000" w:themeColor="text1"/>
-              </w:rPr>
-              <w:t>civil_status</w:t>
-            </w:r>
-            <w:proofErr w:type="spellEnd"/>
-            <w:r>
-              <w:rPr>
-                <w:color w:val="000000" w:themeColor="text1"/>
-              </w:rPr>
-              <w:t>}}</w:t>
+              <w:t>{{civil_status}}</w:t>
             </w:r>
           </w:p>
         </w:tc>
@@ -321,6 +278,7 @@
           <w:p>
             <w:pPr>
               <w:pStyle w:val="TopbarHeader"/>
+              <w:spacing w:line="240" w:lineRule="auto"/>
               <w:jc w:val="both"/>
               <w:rPr>
                 <w:rFonts w:cs="Calibri Light"/>
@@ -338,6 +296,7 @@
           <w:p>
             <w:pPr>
               <w:pStyle w:val="SideBarText"/>
+              <w:spacing w:line="240" w:lineRule="auto"/>
               <w:jc w:val="both"/>
               <w:rPr>
                 <w:color w:val="000000" w:themeColor="text1"/>
@@ -347,30 +306,13 @@
               <w:rPr>
                 <w:color w:val="000000" w:themeColor="text1"/>
               </w:rPr>
-              <w:t xml:space="preserve">{{% for </w:t>
-            </w:r>
-            <w:proofErr w:type="spellStart"/>
-            <w:r>
-              <w:rPr>
-                <w:color w:val="000000" w:themeColor="text1"/>
-              </w:rPr>
-              <w:t>edu</w:t>
-            </w:r>
-            <w:proofErr w:type="spellEnd"/>
-            <w:r>
-              <w:rPr>
-                <w:color w:val="000000" w:themeColor="text1"/>
-              </w:rPr>
-              <w:t xml:space="preserve"> in education %}}</w:t>
+              <w:t>{% for edu in education %}</w:t>
             </w:r>
           </w:p>
           <w:p>
             <w:pPr>
               <w:pStyle w:val="SideBarText"/>
-              <w:numPr>
-                <w:ilvl w:val="0"/>
-                <w:numId w:val="7"/>
-              </w:numPr>
+              <w:spacing w:line="240" w:lineRule="auto"/>
               <w:jc w:val="both"/>
               <w:rPr>
                 <w:b/>
@@ -384,125 +326,33 @@
                 <w:bCs/>
                 <w:color w:val="000000" w:themeColor="text1"/>
               </w:rPr>
-              <w:t>{{</w:t>
-            </w:r>
-            <w:proofErr w:type="spellStart"/>
-            <w:proofErr w:type="gramStart"/>
-            <w:r>
-              <w:rPr>
-                <w:b/>
-                <w:bCs/>
-                <w:color w:val="000000" w:themeColor="text1"/>
-              </w:rPr>
-              <w:t>edu.institution</w:t>
-            </w:r>
-            <w:proofErr w:type="spellEnd"/>
-            <w:r>
-              <w:rPr>
-                <w:b/>
-                <w:bCs/>
-                <w:color w:val="000000" w:themeColor="text1"/>
-              </w:rPr>
-              <w:t>}}</w:t>
-            </w:r>
-            <w:r>
-              <w:rPr>
-                <w:b/>
-                <w:bCs/>
-                <w:color w:val="000000" w:themeColor="text1"/>
-              </w:rPr>
-              <w:t xml:space="preserve">   </w:t>
-            </w:r>
-            <w:proofErr w:type="gramEnd"/>
-            <w:r>
-              <w:rPr>
-                <w:b/>
-                <w:bCs/>
-                <w:color w:val="000000" w:themeColor="text1"/>
-              </w:rPr>
-              <w:t xml:space="preserve"> | </w:t>
-            </w:r>
-            <w:proofErr w:type="gramStart"/>
-            <w:r>
-              <w:rPr>
-                <w:b/>
-                <w:bCs/>
-                <w:color w:val="000000" w:themeColor="text1"/>
-              </w:rPr>
-              <w:t xml:space="preserve">   </w:t>
-            </w:r>
-            <w:r>
-              <w:rPr>
-                <w:b/>
-                <w:bCs/>
-                <w:color w:val="000000" w:themeColor="text1"/>
-              </w:rPr>
-              <w:t>{</w:t>
-            </w:r>
-            <w:proofErr w:type="gramEnd"/>
-            <w:r>
-              <w:rPr>
-                <w:b/>
-                <w:bCs/>
-                <w:color w:val="000000" w:themeColor="text1"/>
-              </w:rPr>
-              <w:t>{</w:t>
-            </w:r>
-            <w:proofErr w:type="spellStart"/>
-            <w:proofErr w:type="gramStart"/>
-            <w:r>
-              <w:rPr>
-                <w:b/>
-                <w:bCs/>
-                <w:color w:val="000000" w:themeColor="text1"/>
-              </w:rPr>
-              <w:t>edu.degree</w:t>
-            </w:r>
-            <w:proofErr w:type="spellEnd"/>
-            <w:proofErr w:type="gramEnd"/>
-            <w:r>
-              <w:rPr>
-                <w:b/>
-                <w:bCs/>
-                <w:color w:val="000000" w:themeColor="text1"/>
-              </w:rPr>
-              <w:t>}}</w:t>
+              <w:t>{{edu.degree}}</w:t>
             </w:r>
           </w:p>
           <w:p>
             <w:pPr>
               <w:pStyle w:val="SideBarText"/>
+              <w:spacing w:line="240" w:lineRule="auto"/>
               <w:jc w:val="both"/>
               <w:rPr>
+                <w:b/>
+                <w:bCs/>
                 <w:color w:val="000000" w:themeColor="text1"/>
               </w:rPr>
             </w:pPr>
             <w:r>
               <w:rPr>
-                <w:color w:val="000000" w:themeColor="text1"/>
-              </w:rPr>
-              <w:t>{{</w:t>
-            </w:r>
-            <w:proofErr w:type="spellStart"/>
-            <w:proofErr w:type="gramStart"/>
-            <w:r>
-              <w:rPr>
-                <w:color w:val="000000" w:themeColor="text1"/>
-              </w:rPr>
-              <w:t>edu.year</w:t>
-            </w:r>
-            <w:proofErr w:type="spellEnd"/>
-            <w:proofErr w:type="gramEnd"/>
-            <w:r>
-              <w:rPr>
-                <w:color w:val="000000" w:themeColor="text1"/>
-              </w:rPr>
-              <w:t>}}</w:t>
+                <w:b/>
+                <w:bCs/>
+                <w:color w:val="000000" w:themeColor="text1"/>
+              </w:rPr>
+              <w:t>{{edu.institution}}</w:t>
             </w:r>
           </w:p>
           <w:p>
             <w:pPr>
               <w:pStyle w:val="SideBarText"/>
+              <w:spacing w:line="240" w:lineRule="auto"/>
               <w:jc w:val="both"/>
               <w:rPr>
                 <w:color w:val="000000" w:themeColor="text1"/>
@@ -512,30 +362,17 @@
               <w:rPr>
                 <w:color w:val="000000" w:themeColor="text1"/>
               </w:rPr>
-              <w:t>{{</w:t>
-            </w:r>
-            <w:proofErr w:type="spellStart"/>
-            <w:proofErr w:type="gramStart"/>
-            <w:r>
-              <w:rPr>
-                <w:color w:val="000000" w:themeColor="text1"/>
-              </w:rPr>
-              <w:t>edu.location</w:t>
-            </w:r>
-            <w:proofErr w:type="spellEnd"/>
-            <w:proofErr w:type="gramEnd"/>
-            <w:r>
-              <w:rPr>
-                <w:color w:val="000000" w:themeColor="text1"/>
-              </w:rPr>
-              <w:t>}}</w:t>
+              <w:t>{{edu.year}}</w:t>
             </w:r>
           </w:p>
           <w:p>
             <w:pPr>
               <w:pStyle w:val="SideBarText"/>
+              <w:spacing w:line="240" w:lineRule="auto"/>
               <w:jc w:val="both"/>
               <w:rPr>
+                <w:b/>
+                <w:bCs/>
                 <w:color w:val="000000" w:themeColor="text1"/>
               </w:rPr>
             </w:pPr>
@@ -543,31 +380,24 @@
               <w:rPr>
                 <w:color w:val="000000" w:themeColor="text1"/>
               </w:rPr>
-              <w:t xml:space="preserve">{{% </w:t>
-            </w:r>
-            <w:proofErr w:type="spellStart"/>
-            <w:r>
-              <w:rPr>
-                <w:color w:val="000000" w:themeColor="text1"/>
-              </w:rPr>
-              <w:t>endfor</w:t>
-            </w:r>
-            <w:proofErr w:type="spellEnd"/>
-            <w:r>
-              <w:rPr>
-                <w:color w:val="000000" w:themeColor="text1"/>
-              </w:rPr>
-              <w:t xml:space="preserve"> %}}</w:t>
+              <w:t>{{edu.location}}</w:t>
             </w:r>
           </w:p>
           <w:p>
             <w:pPr>
               <w:pStyle w:val="SideBarText"/>
+              <w:spacing w:line="240" w:lineRule="auto"/>
               <w:jc w:val="both"/>
               <w:rPr>
                 <w:color w:val="000000" w:themeColor="text1"/>
               </w:rPr>
             </w:pPr>
+            <w:r>
+              <w:rPr>
+                <w:color w:val="000000" w:themeColor="text1"/>
+              </w:rPr>
+              <w:t>{% endfor %}</w:t>
+            </w:r>
           </w:p>
         </w:tc>
       </w:tr>
@@ -587,6 +417,7 @@
           <w:p>
             <w:pPr>
               <w:pStyle w:val="TopbarHeader"/>
+              <w:spacing w:line="240" w:lineRule="auto"/>
               <w:jc w:val="both"/>
               <w:rPr>
                 <w:color w:val="000000" w:themeColor="text1"/>
@@ -602,6 +433,7 @@
           <w:p>
             <w:pPr>
               <w:pStyle w:val="SideBarText"/>
+              <w:spacing w:line="240" w:lineRule="auto"/>
               <w:jc w:val="both"/>
               <w:rPr>
                 <w:color w:val="000000" w:themeColor="text1"/>
@@ -611,18 +443,31 @@
               <w:rPr>
                 <w:color w:val="000000" w:themeColor="text1"/>
               </w:rPr>
-              <w:t>{{</w:t>
+              <w:t>{</w:t>
             </w:r>
             <w:r>
               <w:rPr>
                 <w:color w:val="000000" w:themeColor="text1"/>
               </w:rPr>
-              <w:t>% for lang in languages %}}</w:t>
+              <w:t>% for lang in languages %}</w:t>
+            </w:r>
+            <w:r>
+              <w:rPr>
+                <w:color w:val="000000" w:themeColor="text1"/>
+              </w:rPr>
+              <w:t>{{lang.name}}</w:t>
+            </w:r>
+            <w:r>
+              <w:rPr>
+                <w:color w:val="000000" w:themeColor="text1"/>
+              </w:rPr>
+              <w:t xml:space="preserve"> </w:t>
             </w:r>
           </w:p>
           <w:p>
             <w:pPr>
               <w:pStyle w:val="SideBarText"/>
+              <w:spacing w:line="240" w:lineRule="auto"/>
               <w:jc w:val="both"/>
               <w:rPr>
                 <w:color w:val="000000" w:themeColor="text1"/>
@@ -632,105 +477,7 @@
               <w:rPr>
                 <w:color w:val="000000" w:themeColor="text1"/>
               </w:rPr>
-              <w:t>{{lang.name}}</w:t>
-            </w:r>
-          </w:p>
-          <w:p>
-            <w:pPr>
-              <w:pStyle w:val="SideBarText"/>
-              <w:jc w:val="both"/>
-              <w:rPr>
-                <w:color w:val="000000" w:themeColor="text1"/>
-              </w:rPr>
-            </w:pPr>
-            <w:r>
-              <w:rPr>
-                <w:color w:val="000000" w:themeColor="text1"/>
-              </w:rPr>
-              <w:t xml:space="preserve">{{% </w:t>
-            </w:r>
-            <w:proofErr w:type="spellStart"/>
-            <w:r>
-              <w:rPr>
-                <w:color w:val="000000" w:themeColor="text1"/>
-              </w:rPr>
-              <w:t>endfor</w:t>
-            </w:r>
-            <w:proofErr w:type="spellEnd"/>
-            <w:r>
-              <w:rPr>
-                <w:color w:val="000000" w:themeColor="text1"/>
-              </w:rPr>
-              <w:t xml:space="preserve"> %}}</w:t>
-            </w:r>
-          </w:p>
-          <w:p>
-            <w:pPr>
-              <w:pStyle w:val="SideBarText"/>
-              <w:jc w:val="both"/>
-              <w:rPr>
-                <w:color w:val="000000" w:themeColor="text1"/>
-                <w:highlight w:val="yellow"/>
-              </w:rPr>
-            </w:pPr>
-          </w:p>
-        </w:tc>
-      </w:tr>
-      <w:tr>
-        <w:trPr>
-          <w:trHeight w:val="409"/>
-        </w:trPr>
-        <w:tc>
-          <w:tcPr>
-            <w:tcW w:w="9017" w:type="dxa"/>
-            <w:gridSpan w:val="3"/>
-            <w:tcBorders>
-              <w:top w:val="single" w:sz="4" w:space="0" w:color="auto"/>
-              <w:bottom w:val="single" w:sz="4" w:space="0" w:color="auto"/>
-            </w:tcBorders>
-          </w:tcPr>
-          <w:p>
-            <w:pPr>
-              <w:pStyle w:val="TopbarHeader"/>
-              <w:jc w:val="both"/>
-              <w:rPr>
-                <w:color w:val="000000" w:themeColor="text1"/>
-              </w:rPr>
-            </w:pPr>
-            <w:r>
-              <w:rPr>
-                <w:color w:val="000000" w:themeColor="text1"/>
-              </w:rPr>
-              <w:t>Geographic Experience</w:t>
-            </w:r>
-          </w:p>
-          <w:p>
-            <w:pPr>
-              <w:pStyle w:val="SideBarText"/>
-              <w:jc w:val="both"/>
-              <w:rPr>
-                <w:color w:val="000000" w:themeColor="text1"/>
-              </w:rPr>
-            </w:pPr>
-            <w:r>
-              <w:rPr>
-                <w:color w:val="000000" w:themeColor="text1"/>
-              </w:rPr>
-              <w:t>{{</w:t>
-            </w:r>
-            <w:proofErr w:type="spellStart"/>
-            <w:r>
-              <w:rPr>
-                <w:color w:val="000000" w:themeColor="text1"/>
-              </w:rPr>
-              <w:t>geographic_experience</w:t>
-            </w:r>
-            <w:proofErr w:type="spellEnd"/>
-            <w:r>
-              <w:rPr>
-                <w:color w:val="000000" w:themeColor="text1"/>
-              </w:rPr>
-              <w:t>}}</w:t>
+              <w:t>{% endfor %}</w:t>
             </w:r>
           </w:p>
         </w:tc>
@@ -751,6 +498,54 @@
           <w:p>
             <w:pPr>
               <w:pStyle w:val="TopbarHeader"/>
+              <w:spacing w:line="240" w:lineRule="auto"/>
+              <w:jc w:val="both"/>
+              <w:rPr>
+                <w:color w:val="000000" w:themeColor="text1"/>
+              </w:rPr>
+            </w:pPr>
+            <w:r>
+              <w:rPr>
+                <w:color w:val="000000" w:themeColor="text1"/>
+              </w:rPr>
+              <w:t>Geographic Experience</w:t>
+            </w:r>
+          </w:p>
+          <w:p>
+            <w:pPr>
+              <w:pStyle w:val="SideBarText"/>
+              <w:spacing w:line="240" w:lineRule="auto"/>
+              <w:jc w:val="both"/>
+              <w:rPr>
+                <w:color w:val="000000" w:themeColor="text1"/>
+              </w:rPr>
+            </w:pPr>
+            <w:r>
+              <w:rPr>
+                <w:color w:val="000000" w:themeColor="text1"/>
+              </w:rPr>
+              <w:t>{{geographic_experience}}</w:t>
+            </w:r>
+          </w:p>
+        </w:tc>
+      </w:tr>
+      <w:tr>
+        <w:trPr>
+          <w:trHeight w:val="409"/>
+        </w:trPr>
+        <w:tc>
+          <w:tcPr>
+            <w:tcW w:w="9017" w:type="dxa"/>
+            <w:gridSpan w:val="3"/>
+            <w:tcBorders>
+              <w:top w:val="single" w:sz="4" w:space="0" w:color="auto"/>
+              <w:bottom w:val="single" w:sz="4" w:space="0" w:color="auto"/>
+            </w:tcBorders>
+          </w:tcPr>
+          <w:p>
+            <w:pPr>
+              <w:pStyle w:val="TopbarHeader"/>
+              <w:spacing w:line="240" w:lineRule="auto"/>
               <w:jc w:val="both"/>
               <w:rPr>
                 <w:b w:val="0"/>
@@ -808,6 +603,7 @@
           <w:p>
             <w:pPr>
               <w:pStyle w:val="SideBarText"/>
+              <w:spacing w:line="240" w:lineRule="auto"/>
               <w:jc w:val="both"/>
               <w:rPr>
                 <w:color w:val="000000" w:themeColor="text1"/>
@@ -817,69 +613,7 @@
               <w:rPr>
                 <w:color w:val="000000" w:themeColor="text1"/>
               </w:rPr>
-              <w:t xml:space="preserve">{{% for qualification in </w:t>
-            </w:r>
-            <w:proofErr w:type="spellStart"/>
-            <w:r>
-              <w:rPr>
-                <w:color w:val="000000" w:themeColor="text1"/>
-              </w:rPr>
-              <w:t>key_qualifications</w:t>
-            </w:r>
-            <w:proofErr w:type="spellEnd"/>
-            <w:r>
-              <w:rPr>
-                <w:color w:val="000000" w:themeColor="text1"/>
-              </w:rPr>
-              <w:t>}}</w:t>
-            </w:r>
-          </w:p>
-          <w:p>
-            <w:pPr>
-              <w:pStyle w:val="SideBarText"/>
-              <w:numPr>
-                <w:ilvl w:val="0"/>
-                <w:numId w:val="7"/>
-              </w:numPr>
-              <w:jc w:val="both"/>
-              <w:rPr>
-                <w:color w:val="000000" w:themeColor="text1"/>
-              </w:rPr>
-            </w:pPr>
-            <w:r>
-              <w:rPr>
-                <w:color w:val="000000" w:themeColor="text1"/>
-              </w:rPr>
-              <w:t>{{qualification}}</w:t>
-            </w:r>
-          </w:p>
-          <w:p>
-            <w:pPr>
-              <w:pStyle w:val="SideBarText"/>
-              <w:jc w:val="both"/>
-              <w:rPr>
-                <w:color w:val="000000" w:themeColor="text1"/>
-              </w:rPr>
-            </w:pPr>
-            <w:r>
-              <w:rPr>
-                <w:color w:val="000000" w:themeColor="text1"/>
-              </w:rPr>
-              <w:t xml:space="preserve">{{% </w:t>
-            </w:r>
-            <w:proofErr w:type="spellStart"/>
-            <w:r>
-              <w:rPr>
-                <w:color w:val="000000" w:themeColor="text1"/>
-              </w:rPr>
-              <w:t>endfor</w:t>
-            </w:r>
-            <w:proofErr w:type="spellEnd"/>
-            <w:r>
-              <w:rPr>
-                <w:color w:val="000000" w:themeColor="text1"/>
-              </w:rPr>
-              <w:t xml:space="preserve"> %}}</w:t>
+              <w:t>{{key_qualifications}}</w:t>
             </w:r>
           </w:p>
         </w:tc>
@@ -926,42 +660,24 @@
     <w:p>
       <w:pPr>
         <w:pStyle w:val="02HeaderLevel2"/>
+        <w:pBdr>
+          <w:bottom w:val="single" w:sz="6" w:space="1" w:color="auto"/>
+        </w:pBdr>
         <w:jc w:val="both"/>
         <w:rPr>
+          <w:b/>
+          <w:bCs w:val="0"/>
+          <w:color w:val="000000" w:themeColor="text1"/>
+        </w:rPr>
+      </w:pPr>
+      <w:r>
+        <w:rPr>
           <w:caps w:val="0"/>
           <w:color w:val="000000" w:themeColor="text1"/>
           <w:sz w:val="22"/>
           <w:szCs w:val="22"/>
         </w:rPr>
-      </w:pPr>
-      <w:r>
-        <w:rPr>
-          <w:caps w:val="0"/>
-          <w:color w:val="000000" w:themeColor="text1"/>
-          <w:sz w:val="22"/>
-          <w:szCs w:val="22"/>
-        </w:rPr>
-        <w:t>{{</w:t>
-      </w:r>
-      <w:proofErr w:type="spellStart"/>
-      <w:r>
-        <w:rPr>
-          <w:caps w:val="0"/>
-          <w:color w:val="000000" w:themeColor="text1"/>
-          <w:sz w:val="22"/>
-          <w:szCs w:val="22"/>
-        </w:rPr>
-        <w:t>career_highlights</w:t>
-      </w:r>
-      <w:proofErr w:type="spellEnd"/>
-      <w:r>
-        <w:rPr>
-          <w:caps w:val="0"/>
-          <w:color w:val="000000" w:themeColor="text1"/>
-          <w:sz w:val="22"/>
-          <w:szCs w:val="22"/>
-        </w:rPr>
-        <w:t>}}</w:t>
+        <w:t>{{career_highlights}}</w:t>
       </w:r>
     </w:p>
     <w:p>
@@ -970,7 +686,6 @@
         <w:pBdr>
           <w:bottom w:val="single" w:sz="6" w:space="1" w:color="auto"/>
         </w:pBdr>
-        <w:spacing w:line="360" w:lineRule="auto"/>
         <w:jc w:val="both"/>
         <w:rPr>
           <w:b/>
@@ -1017,9 +732,8 @@
           <w:sz w:val="22"/>
           <w:szCs w:val="22"/>
         </w:rPr>
-        <w:t xml:space="preserve">{{% for project in </w:t>
+        <w:t>{% for project in project_experience</w:t>
       </w:r>
-      <w:proofErr w:type="spellStart"/>
       <w:r>
         <w:rPr>
           <w:rFonts w:ascii="Calibri" w:hAnsi="Calibri"/>
@@ -1027,9 +741,8 @@
           <w:sz w:val="22"/>
           <w:szCs w:val="22"/>
         </w:rPr>
-        <w:t>project_experience</w:t>
+        <w:t xml:space="preserve"> %</w:t>
       </w:r>
-      <w:proofErr w:type="spellEnd"/>
       <w:r>
         <w:rPr>
           <w:rFonts w:ascii="Calibri" w:hAnsi="Calibri"/>
@@ -1037,7 +750,7 @@
           <w:sz w:val="22"/>
           <w:szCs w:val="22"/>
         </w:rPr>
-        <w:t>}}</w:t>
+        <w:t>}</w:t>
       </w:r>
     </w:p>
     <w:p>
@@ -1062,11 +775,13 @@
           <w:sz w:val="22"/>
           <w:szCs w:val="22"/>
         </w:rPr>
-        <w:t>{{</w:t>
+        <w:t>{{project.duration}} | {{project.company_name}}</w:t>
       </w:r>
-      <w:proofErr w:type="spellStart"/>
-      <w:proofErr w:type="gramStart"/>
-      <w:r>
+    </w:p>
+    <w:p>
+      <w:pPr>
+        <w:suppressAutoHyphens/>
+        <w:jc w:val="both"/>
         <w:rPr>
           <w:rFonts w:ascii="Calibri" w:hAnsi="Calibri"/>
           <w:b/>
@@ -1075,9 +790,7 @@
           <w:sz w:val="22"/>
           <w:szCs w:val="22"/>
         </w:rPr>
-        <w:t>project.duration</w:t>
-      </w:r>
-      <w:proofErr w:type="spellEnd"/>
+      </w:pPr>
       <w:r>
         <w:rPr>
           <w:rFonts w:ascii="Calibri" w:hAnsi="Calibri"/>
@@ -1087,9 +800,8 @@
           <w:sz w:val="22"/>
           <w:szCs w:val="22"/>
         </w:rPr>
-        <w:t>}}  |</w:t>
+        <w:t>{{project.</w:t>
       </w:r>
-      <w:proofErr w:type="gramEnd"/>
       <w:r>
         <w:rPr>
           <w:rFonts w:ascii="Calibri" w:hAnsi="Calibri"/>
@@ -1099,10 +811,8 @@
           <w:sz w:val="22"/>
           <w:szCs w:val="22"/>
         </w:rPr>
-        <w:t xml:space="preserve">  {{</w:t>
+        <w:t>location</w:t>
       </w:r>
-      <w:proofErr w:type="spellStart"/>
-      <w:proofErr w:type="gramStart"/>
       <w:r>
         <w:rPr>
           <w:rFonts w:ascii="Calibri" w:hAnsi="Calibri"/>
@@ -1112,9 +822,8 @@
           <w:sz w:val="22"/>
           <w:szCs w:val="22"/>
         </w:rPr>
-        <w:t>project.company</w:t>
+        <w:t>}}</w:t>
       </w:r>
-      <w:proofErr w:type="gramEnd"/>
       <w:r>
         <w:rPr>
           <w:rFonts w:ascii="Calibri" w:hAnsi="Calibri"/>
@@ -1124,9 +833,8 @@
           <w:sz w:val="22"/>
           <w:szCs w:val="22"/>
         </w:rPr>
-        <w:t>_name</w:t>
+        <w:t xml:space="preserve"> | {</w:t>
       </w:r>
-      <w:proofErr w:type="spellEnd"/>
       <w:r>
         <w:rPr>
           <w:rFonts w:ascii="Calibri" w:hAnsi="Calibri"/>
@@ -1136,7 +844,18 @@
           <w:sz w:val="22"/>
           <w:szCs w:val="22"/>
         </w:rPr>
-        <w:t>}}</w:t>
+        <w:t>{</w:t>
+      </w:r>
+      <w:r>
+        <w:rPr>
+          <w:rFonts w:ascii="Calibri" w:hAnsi="Calibri"/>
+          <w:b/>
+          <w:bCs/>
+          <w:color w:val="000000" w:themeColor="text1"/>
+          <w:sz w:val="22"/>
+          <w:szCs w:val="22"/>
+        </w:rPr>
+        <w:t>project.position_held}}</w:t>
       </w:r>
     </w:p>
     <w:p>
@@ -1145,8 +864,18 @@
         <w:jc w:val="both"/>
         <w:rPr>
           <w:rFonts w:ascii="Calibri" w:hAnsi="Calibri"/>
-          <w:b/>
-          <w:bCs/>
+          <w:color w:val="000000" w:themeColor="text1"/>
+          <w:sz w:val="22"/>
+          <w:szCs w:val="22"/>
+        </w:rPr>
+      </w:pPr>
+    </w:p>
+    <w:p>
+      <w:pPr>
+        <w:suppressAutoHyphens/>
+        <w:jc w:val="both"/>
+        <w:rPr>
+          <w:rFonts w:ascii="Calibri" w:hAnsi="Calibri"/>
           <w:color w:val="000000" w:themeColor="text1"/>
           <w:sz w:val="22"/>
           <w:szCs w:val="22"/>
@@ -1155,146 +884,11 @@
       <w:r>
         <w:rPr>
           <w:rFonts w:ascii="Calibri" w:hAnsi="Calibri"/>
-          <w:b/>
-          <w:bCs/>
-          <w:color w:val="000000" w:themeColor="text1"/>
-          <w:sz w:val="22"/>
-          <w:szCs w:val="22"/>
-        </w:rPr>
-        <w:t>{{</w:t>
-      </w:r>
-      <w:proofErr w:type="spellStart"/>
-      <w:proofErr w:type="gramStart"/>
-      <w:r>
-        <w:rPr>
-          <w:rFonts w:ascii="Calibri" w:hAnsi="Calibri"/>
-          <w:b/>
-          <w:bCs/>
-          <w:color w:val="000000" w:themeColor="text1"/>
-          <w:sz w:val="22"/>
-          <w:szCs w:val="22"/>
-        </w:rPr>
-        <w:t>project.</w:t>
-      </w:r>
-      <w:r>
-        <w:rPr>
-          <w:rFonts w:ascii="Calibri" w:hAnsi="Calibri"/>
-          <w:b/>
-          <w:bCs/>
-          <w:color w:val="000000" w:themeColor="text1"/>
-          <w:sz w:val="22"/>
-          <w:szCs w:val="22"/>
-        </w:rPr>
-        <w:t>city</w:t>
-      </w:r>
-      <w:proofErr w:type="spellEnd"/>
-      <w:proofErr w:type="gramEnd"/>
-      <w:r>
-        <w:rPr>
-          <w:rFonts w:ascii="Calibri" w:hAnsi="Calibri"/>
-          <w:b/>
-          <w:bCs/>
-          <w:color w:val="000000" w:themeColor="text1"/>
-          <w:sz w:val="22"/>
-          <w:szCs w:val="22"/>
-        </w:rPr>
-        <w:t>}}</w:t>
-      </w:r>
-      <w:r>
-        <w:rPr>
-          <w:rFonts w:ascii="Calibri" w:hAnsi="Calibri"/>
-          <w:b/>
-          <w:bCs/>
-          <w:color w:val="000000" w:themeColor="text1"/>
-          <w:sz w:val="22"/>
-          <w:szCs w:val="22"/>
-        </w:rPr>
-        <w:t>, {{</w:t>
-      </w:r>
-      <w:proofErr w:type="spellStart"/>
-      <w:proofErr w:type="gramStart"/>
-      <w:r>
-        <w:rPr>
-          <w:rFonts w:ascii="Calibri" w:hAnsi="Calibri"/>
-          <w:b/>
-          <w:bCs/>
-          <w:color w:val="000000" w:themeColor="text1"/>
-          <w:sz w:val="22"/>
-          <w:szCs w:val="22"/>
-        </w:rPr>
-        <w:t>project.country</w:t>
-      </w:r>
-      <w:proofErr w:type="spellEnd"/>
-      <w:r>
-        <w:rPr>
-          <w:rFonts w:ascii="Calibri" w:hAnsi="Calibri"/>
-          <w:b/>
-          <w:bCs/>
-          <w:color w:val="000000" w:themeColor="text1"/>
-          <w:sz w:val="22"/>
-          <w:szCs w:val="22"/>
-        </w:rPr>
-        <w:t>}}</w:t>
-      </w:r>
-      <w:r>
-        <w:rPr>
-          <w:rFonts w:ascii="Calibri" w:hAnsi="Calibri"/>
-          <w:b/>
-          <w:bCs/>
-          <w:color w:val="000000" w:themeColor="text1"/>
-          <w:sz w:val="22"/>
-          <w:szCs w:val="22"/>
-        </w:rPr>
-        <w:t xml:space="preserve">  |</w:t>
-      </w:r>
-      <w:proofErr w:type="gramEnd"/>
-      <w:r>
-        <w:rPr>
-          <w:rFonts w:ascii="Calibri" w:hAnsi="Calibri"/>
-          <w:b/>
-          <w:bCs/>
-          <w:color w:val="000000" w:themeColor="text1"/>
-          <w:sz w:val="22"/>
-          <w:szCs w:val="22"/>
-        </w:rPr>
-        <w:t xml:space="preserve">  {</w:t>
-      </w:r>
-      <w:proofErr w:type="spellStart"/>
-      <w:proofErr w:type="gramStart"/>
-      <w:r>
-        <w:rPr>
-          <w:rFonts w:ascii="Calibri" w:hAnsi="Calibri"/>
-          <w:b/>
-          <w:bCs/>
-          <w:color w:val="000000" w:themeColor="text1"/>
-          <w:sz w:val="22"/>
-          <w:szCs w:val="22"/>
-        </w:rPr>
-        <w:t>project.position</w:t>
-      </w:r>
-      <w:proofErr w:type="gramEnd"/>
-      <w:r>
-        <w:rPr>
-          <w:rFonts w:ascii="Calibri" w:hAnsi="Calibri"/>
-          <w:b/>
-          <w:bCs/>
-          <w:color w:val="000000" w:themeColor="text1"/>
-          <w:sz w:val="22"/>
-          <w:szCs w:val="22"/>
-        </w:rPr>
-        <w:t>_held</w:t>
-      </w:r>
-      <w:proofErr w:type="spellEnd"/>
-      <w:r>
-        <w:rPr>
-          <w:rFonts w:ascii="Calibri" w:hAnsi="Calibri"/>
-          <w:b/>
-          <w:bCs/>
-          <w:color w:val="000000" w:themeColor="text1"/>
-          <w:sz w:val="22"/>
-          <w:szCs w:val="22"/>
-        </w:rPr>
-        <w:t>}}</w:t>
+          <w:color w:val="000000" w:themeColor="text1"/>
+          <w:sz w:val="22"/>
+          <w:szCs w:val="22"/>
+        </w:rPr>
+        <w:t xml:space="preserve">Project description/summary: {{project.description}} </w:t>
       </w:r>
     </w:p>
     <w:p>
@@ -1308,57 +902,14 @@
           <w:szCs w:val="22"/>
         </w:rPr>
       </w:pPr>
-    </w:p>
-    <w:p>
-      <w:pPr>
-        <w:suppressAutoHyphens/>
-        <w:jc w:val="both"/>
+      <w:r>
         <w:rPr>
           <w:rFonts w:ascii="Calibri" w:hAnsi="Calibri"/>
           <w:color w:val="000000" w:themeColor="text1"/>
           <w:sz w:val="22"/>
           <w:szCs w:val="22"/>
         </w:rPr>
-      </w:pPr>
-      <w:r>
-        <w:rPr>
-          <w:rFonts w:ascii="Calibri" w:hAnsi="Calibri"/>
-          <w:color w:val="000000" w:themeColor="text1"/>
-          <w:sz w:val="22"/>
-          <w:szCs w:val="22"/>
-        </w:rPr>
-        <w:t>Project description/summary: {{</w:t>
-      </w:r>
-      <w:proofErr w:type="spellStart"/>
-      <w:proofErr w:type="gramStart"/>
-      <w:r>
-        <w:rPr>
-          <w:rFonts w:ascii="Calibri" w:hAnsi="Calibri"/>
-          <w:color w:val="000000" w:themeColor="text1"/>
-          <w:sz w:val="22"/>
-          <w:szCs w:val="22"/>
-        </w:rPr>
-        <w:t>project.description</w:t>
-      </w:r>
-      <w:proofErr w:type="spellEnd"/>
-      <w:proofErr w:type="gramEnd"/>
-      <w:r>
-        <w:rPr>
-          <w:rFonts w:ascii="Calibri" w:hAnsi="Calibri"/>
-          <w:color w:val="000000" w:themeColor="text1"/>
-          <w:sz w:val="22"/>
-          <w:szCs w:val="22"/>
-        </w:rPr>
-        <w:t>}}</w:t>
-      </w:r>
-      <w:r>
-        <w:rPr>
-          <w:rFonts w:ascii="Calibri" w:hAnsi="Calibri"/>
-          <w:color w:val="000000" w:themeColor="text1"/>
-          <w:sz w:val="22"/>
-          <w:szCs w:val="22"/>
-        </w:rPr>
-        <w:t xml:space="preserve"> </w:t>
+        <w:t>Company’s role in the Project: {{project.company_role}}</w:t>
       </w:r>
     </w:p>
     <w:p>
@@ -1379,58 +930,6 @@
           <w:sz w:val="22"/>
           <w:szCs w:val="22"/>
         </w:rPr>
-        <w:t>Company’s role in the Project: {{</w:t>
-      </w:r>
-      <w:proofErr w:type="spellStart"/>
-      <w:proofErr w:type="gramStart"/>
-      <w:r>
-        <w:rPr>
-          <w:rFonts w:ascii="Calibri" w:hAnsi="Calibri"/>
-          <w:color w:val="000000" w:themeColor="text1"/>
-          <w:sz w:val="22"/>
-          <w:szCs w:val="22"/>
-        </w:rPr>
-        <w:t>project.company</w:t>
-      </w:r>
-      <w:proofErr w:type="gramEnd"/>
-      <w:r>
-        <w:rPr>
-          <w:rFonts w:ascii="Calibri" w:hAnsi="Calibri"/>
-          <w:color w:val="000000" w:themeColor="text1"/>
-          <w:sz w:val="22"/>
-          <w:szCs w:val="22"/>
-        </w:rPr>
-        <w:t>_role</w:t>
-      </w:r>
-      <w:proofErr w:type="spellEnd"/>
-      <w:r>
-        <w:rPr>
-          <w:rFonts w:ascii="Calibri" w:hAnsi="Calibri"/>
-          <w:color w:val="000000" w:themeColor="text1"/>
-          <w:sz w:val="22"/>
-          <w:szCs w:val="22"/>
-        </w:rPr>
-        <w:t>}}</w:t>
-      </w:r>
-    </w:p>
-    <w:p>
-      <w:pPr>
-        <w:suppressAutoHyphens/>
-        <w:jc w:val="both"/>
-        <w:rPr>
-          <w:rFonts w:ascii="Calibri" w:hAnsi="Calibri"/>
-          <w:color w:val="000000" w:themeColor="text1"/>
-          <w:sz w:val="22"/>
-          <w:szCs w:val="22"/>
-        </w:rPr>
-      </w:pPr>
-      <w:r>
-        <w:rPr>
-          <w:rFonts w:ascii="Calibri" w:hAnsi="Calibri"/>
-          <w:color w:val="000000" w:themeColor="text1"/>
-          <w:sz w:val="22"/>
-          <w:szCs w:val="22"/>
-        </w:rPr>
         <w:t xml:space="preserve">Value: </w:t>
       </w:r>
       <w:r>
@@ -1440,27 +939,7 @@
           <w:sz w:val="22"/>
           <w:szCs w:val="22"/>
         </w:rPr>
-        <w:t>{{</w:t>
-      </w:r>
-      <w:proofErr w:type="spellStart"/>
-      <w:r>
-        <w:rPr>
-          <w:rFonts w:ascii="Calibri" w:hAnsi="Calibri"/>
-          <w:color w:val="000000" w:themeColor="text1"/>
-          <w:sz w:val="22"/>
-          <w:szCs w:val="22"/>
-        </w:rPr>
-        <w:t>project.value</w:t>
-      </w:r>
-      <w:proofErr w:type="spellEnd"/>
-      <w:r>
-        <w:rPr>
-          <w:rFonts w:ascii="Calibri" w:hAnsi="Calibri"/>
-          <w:color w:val="000000" w:themeColor="text1"/>
-          <w:sz w:val="22"/>
-          <w:szCs w:val="22"/>
-        </w:rPr>
-        <w:t>}}</w:t>
+        <w:t>{{project.value}}</w:t>
       </w:r>
     </w:p>
     <w:p>
@@ -1518,10 +997,8 @@
           <w:sz w:val="22"/>
           <w:szCs w:val="22"/>
         </w:rPr>
-        <w:t xml:space="preserve">{{% for task in </w:t>
+        <w:t>{% for task in project.responsibilities</w:t>
       </w:r>
-      <w:proofErr w:type="spellStart"/>
-      <w:proofErr w:type="gramStart"/>
       <w:r>
         <w:rPr>
           <w:rFonts w:ascii="Calibri" w:hAnsi="Calibri"/>
@@ -1529,10 +1006,8 @@
           <w:sz w:val="22"/>
           <w:szCs w:val="22"/>
         </w:rPr>
-        <w:t>project.responsibilities</w:t>
+        <w:t xml:space="preserve"> %</w:t>
       </w:r>
-      <w:proofErr w:type="spellEnd"/>
-      <w:proofErr w:type="gramEnd"/>
       <w:r>
         <w:rPr>
           <w:rFonts w:ascii="Calibri" w:hAnsi="Calibri"/>
@@ -1540,7 +1015,7 @@
           <w:sz w:val="22"/>
           <w:szCs w:val="22"/>
         </w:rPr>
-        <w:t>}}</w:t>
+        <w:t>}</w:t>
       </w:r>
     </w:p>
     <w:p>
@@ -1548,7 +1023,7 @@
         <w:pStyle w:val="ListParagraph"/>
         <w:numPr>
           <w:ilvl w:val="0"/>
-          <w:numId w:val="7"/>
+          <w:numId w:val="8"/>
         </w:numPr>
         <w:suppressAutoHyphens/>
         <w:jc w:val="both"/>
@@ -1587,27 +1062,7 @@
           <w:sz w:val="22"/>
           <w:szCs w:val="22"/>
         </w:rPr>
-        <w:t xml:space="preserve">{{% </w:t>
-      </w:r>
-      <w:proofErr w:type="spellStart"/>
-      <w:r>
-        <w:rPr>
-          <w:rFonts w:ascii="Calibri" w:hAnsi="Calibri"/>
-          <w:color w:val="000000" w:themeColor="text1"/>
-          <w:sz w:val="22"/>
-          <w:szCs w:val="22"/>
-        </w:rPr>
-        <w:t>endfor</w:t>
-      </w:r>
-      <w:proofErr w:type="spellEnd"/>
-      <w:r>
-        <w:rPr>
-          <w:rFonts w:ascii="Calibri" w:hAnsi="Calibri"/>
-          <w:color w:val="000000" w:themeColor="text1"/>
-          <w:sz w:val="22"/>
-          <w:szCs w:val="22"/>
-        </w:rPr>
-        <w:t xml:space="preserve"> %}}</w:t>
+        <w:t>{% endfor %}</w:t>
       </w:r>
     </w:p>
     <w:p>
@@ -1621,46 +1076,14 @@
           <w:szCs w:val="22"/>
         </w:rPr>
       </w:pPr>
-    </w:p>
-    <w:p>
-      <w:pPr>
-        <w:suppressAutoHyphens/>
-        <w:jc w:val="both"/>
+      <w:r>
         <w:rPr>
           <w:rFonts w:ascii="Calibri" w:hAnsi="Calibri"/>
           <w:color w:val="000000" w:themeColor="text1"/>
           <w:sz w:val="22"/>
           <w:szCs w:val="22"/>
         </w:rPr>
-      </w:pPr>
-      <w:r>
-        <w:rPr>
-          <w:rFonts w:ascii="Calibri" w:hAnsi="Calibri"/>
-          <w:color w:val="000000" w:themeColor="text1"/>
-          <w:sz w:val="22"/>
-          <w:szCs w:val="22"/>
-        </w:rPr>
-        <w:t xml:space="preserve">{{% </w:t>
-      </w:r>
-      <w:proofErr w:type="spellStart"/>
-      <w:r>
-        <w:rPr>
-          <w:rFonts w:ascii="Calibri" w:hAnsi="Calibri"/>
-          <w:color w:val="000000" w:themeColor="text1"/>
-          <w:sz w:val="22"/>
-          <w:szCs w:val="22"/>
-        </w:rPr>
-        <w:t>endfor</w:t>
-      </w:r>
-      <w:proofErr w:type="spellEnd"/>
-      <w:r>
-        <w:rPr>
-          <w:rFonts w:ascii="Calibri" w:hAnsi="Calibri"/>
-          <w:color w:val="000000" w:themeColor="text1"/>
-          <w:sz w:val="22"/>
-          <w:szCs w:val="22"/>
-        </w:rPr>
-        <w:t xml:space="preserve"> %}}</w:t>
+        <w:t>{% endfor %}</w:t>
       </w:r>
     </w:p>
     <w:p>
@@ -1693,276 +1116,6 @@
         </w:rPr>
         <w:br w:type="page"/>
       </w:r>
-    </w:p>
-    <w:p>
-      <w:pPr>
-        <w:rPr>
-          <w:rFonts w:ascii="Calibri" w:hAnsi="Calibri"/>
-          <w:color w:val="000000" w:themeColor="text1"/>
-          <w:sz w:val="22"/>
-          <w:szCs w:val="22"/>
-        </w:rPr>
-      </w:pPr>
-    </w:p>
-    <w:tbl>
-      <w:tblPr>
-        <w:tblStyle w:val="TableGrid"/>
-        <w:tblpPr w:leftFromText="180" w:rightFromText="180" w:vertAnchor="text" w:horzAnchor="margin" w:tblpY="3525"/>
-        <w:tblW w:w="0" w:type="auto"/>
-        <w:tblLook w:val="04A0" w:firstRow="1" w:lastRow="0" w:firstColumn="1" w:lastColumn="0" w:noHBand="0" w:noVBand="1"/>
-      </w:tblPr>
-      <w:tblGrid>
-        <w:gridCol w:w="9016"/>
-      </w:tblGrid>
-      <w:tr>
-        <w:tc>
-          <w:tcPr>
-            <w:tcW w:w="9016" w:type="dxa"/>
-          </w:tcPr>
-          <w:p>
-            <w:pPr>
-              <w:rPr>
-                <w:rFonts w:ascii="Calibri" w:hAnsi="Calibri"/>
-                <w:color w:val="000000" w:themeColor="text1"/>
-                <w:sz w:val="22"/>
-                <w:szCs w:val="22"/>
-              </w:rPr>
-            </w:pPr>
-            <w:r>
-              <w:rPr>
-                <w:rFonts w:ascii="Calibri" w:hAnsi="Calibri"/>
-                <w:color w:val="000000" w:themeColor="text1"/>
-                <w:sz w:val="22"/>
-                <w:szCs w:val="22"/>
-              </w:rPr>
-              <w:t>  Tips:</w:t>
-            </w:r>
-          </w:p>
-          <w:p>
-            <w:pPr>
-              <w:numPr>
-                <w:ilvl w:val="0"/>
-                <w:numId w:val="5"/>
-              </w:numPr>
-              <w:rPr>
-                <w:rFonts w:ascii="Calibri" w:hAnsi="Calibri"/>
-                <w:color w:val="000000" w:themeColor="text1"/>
-                <w:sz w:val="22"/>
-                <w:szCs w:val="22"/>
-              </w:rPr>
-            </w:pPr>
-            <w:r>
-              <w:rPr>
-                <w:rFonts w:ascii="Calibri" w:hAnsi="Calibri"/>
-                <w:color w:val="000000" w:themeColor="text1"/>
-                <w:sz w:val="22"/>
-                <w:szCs w:val="22"/>
-              </w:rPr>
-              <w:t xml:space="preserve">Ensure that you expose as much </w:t>
-            </w:r>
-            <w:r>
-              <w:rPr>
-                <w:rFonts w:ascii="Calibri" w:hAnsi="Calibri"/>
-                <w:color w:val="000000" w:themeColor="text1"/>
-                <w:sz w:val="22"/>
-                <w:szCs w:val="22"/>
-              </w:rPr>
-              <w:t xml:space="preserve">relevant experience </w:t>
-            </w:r>
-            <w:r>
-              <w:rPr>
-                <w:rFonts w:ascii="Calibri" w:hAnsi="Calibri"/>
-                <w:color w:val="000000" w:themeColor="text1"/>
-                <w:sz w:val="22"/>
-                <w:szCs w:val="22"/>
-              </w:rPr>
-              <w:t>as possible to reflect the Hill position the recruiter has presented to you</w:t>
-            </w:r>
-            <w:r>
-              <w:rPr>
-                <w:rFonts w:ascii="Calibri" w:hAnsi="Calibri"/>
-                <w:color w:val="000000" w:themeColor="text1"/>
-                <w:sz w:val="22"/>
-                <w:szCs w:val="22"/>
-              </w:rPr>
-              <w:t>,</w:t>
-            </w:r>
-            <w:r>
-              <w:rPr>
-                <w:rFonts w:ascii="Calibri" w:hAnsi="Calibri"/>
-                <w:color w:val="000000" w:themeColor="text1"/>
-                <w:sz w:val="22"/>
-                <w:szCs w:val="22"/>
-              </w:rPr>
-              <w:t xml:space="preserve"> so it enhances your suitability for the job.</w:t>
-            </w:r>
-          </w:p>
-          <w:p>
-            <w:pPr>
-              <w:numPr>
-                <w:ilvl w:val="0"/>
-                <w:numId w:val="5"/>
-              </w:numPr>
-              <w:rPr>
-                <w:rFonts w:ascii="Calibri" w:hAnsi="Calibri"/>
-                <w:color w:val="000000" w:themeColor="text1"/>
-                <w:sz w:val="22"/>
-                <w:szCs w:val="22"/>
-              </w:rPr>
-            </w:pPr>
-            <w:r>
-              <w:rPr>
-                <w:rFonts w:ascii="Calibri" w:hAnsi="Calibri"/>
-                <w:color w:val="000000" w:themeColor="text1"/>
-                <w:sz w:val="22"/>
-                <w:szCs w:val="22"/>
-              </w:rPr>
-              <w:t>If you started at a role and were promoted to another role with the same employer, please make sure you break that down and show the dates you worked in each role.</w:t>
-            </w:r>
-          </w:p>
-          <w:p>
-            <w:pPr>
-              <w:numPr>
-                <w:ilvl w:val="0"/>
-                <w:numId w:val="5"/>
-              </w:numPr>
-              <w:rPr>
-                <w:rFonts w:ascii="Calibri" w:hAnsi="Calibri"/>
-                <w:color w:val="000000" w:themeColor="text1"/>
-                <w:sz w:val="22"/>
-                <w:szCs w:val="22"/>
-              </w:rPr>
-            </w:pPr>
-            <w:r>
-              <w:rPr>
-                <w:rFonts w:ascii="Calibri" w:hAnsi="Calibri"/>
-                <w:color w:val="000000" w:themeColor="text1"/>
-                <w:sz w:val="22"/>
-                <w:szCs w:val="22"/>
-              </w:rPr>
-              <w:t>Please ensure your English spelling</w:t>
-            </w:r>
-            <w:r>
-              <w:rPr>
-                <w:rFonts w:ascii="Calibri" w:hAnsi="Calibri"/>
-                <w:color w:val="000000" w:themeColor="text1"/>
-                <w:sz w:val="22"/>
-                <w:szCs w:val="22"/>
-              </w:rPr>
-              <w:t>, wording and sentence structure are</w:t>
-            </w:r>
-            <w:r>
-              <w:rPr>
-                <w:rFonts w:ascii="Calibri" w:hAnsi="Calibri"/>
-                <w:color w:val="000000" w:themeColor="text1"/>
-                <w:sz w:val="22"/>
-                <w:szCs w:val="22"/>
-              </w:rPr>
-              <w:t xml:space="preserve"> </w:t>
-            </w:r>
-            <w:r>
-              <w:rPr>
-                <w:rFonts w:ascii="Calibri" w:hAnsi="Calibri"/>
-                <w:color w:val="000000" w:themeColor="text1"/>
-                <w:sz w:val="22"/>
-                <w:szCs w:val="22"/>
-              </w:rPr>
-              <w:t>right and professional</w:t>
-            </w:r>
-            <w:r>
-              <w:rPr>
-                <w:rFonts w:ascii="Calibri" w:hAnsi="Calibri"/>
-                <w:color w:val="000000" w:themeColor="text1"/>
-                <w:sz w:val="22"/>
-                <w:szCs w:val="22"/>
-              </w:rPr>
-              <w:t>.</w:t>
-            </w:r>
-          </w:p>
-          <w:p>
-            <w:pPr>
-              <w:numPr>
-                <w:ilvl w:val="0"/>
-                <w:numId w:val="5"/>
-              </w:numPr>
-              <w:rPr>
-                <w:rFonts w:ascii="Calibri" w:hAnsi="Calibri"/>
-                <w:color w:val="000000" w:themeColor="text1"/>
-                <w:sz w:val="22"/>
-                <w:szCs w:val="22"/>
-              </w:rPr>
-            </w:pPr>
-            <w:r>
-              <w:rPr>
-                <w:rFonts w:ascii="Calibri" w:hAnsi="Calibri"/>
-                <w:color w:val="000000" w:themeColor="text1"/>
-                <w:sz w:val="22"/>
-                <w:szCs w:val="22"/>
-              </w:rPr>
-              <w:t>Please ensure each section's font type and size are the same as above.</w:t>
-            </w:r>
-          </w:p>
-          <w:p>
-            <w:pPr>
-              <w:numPr>
-                <w:ilvl w:val="0"/>
-                <w:numId w:val="5"/>
-              </w:numPr>
-              <w:rPr>
-                <w:rFonts w:ascii="Calibri" w:hAnsi="Calibri"/>
-                <w:color w:val="000000" w:themeColor="text1"/>
-                <w:sz w:val="22"/>
-                <w:szCs w:val="22"/>
-              </w:rPr>
-            </w:pPr>
-            <w:r>
-              <w:rPr>
-                <w:rFonts w:ascii="Calibri" w:hAnsi="Calibri"/>
-                <w:color w:val="000000" w:themeColor="text1"/>
-                <w:sz w:val="22"/>
-                <w:szCs w:val="22"/>
-              </w:rPr>
-              <w:t>Please make sure your CV is at most 4 pages.</w:t>
-            </w:r>
-          </w:p>
-          <w:p>
-            <w:pPr>
-              <w:numPr>
-                <w:ilvl w:val="0"/>
-                <w:numId w:val="5"/>
-              </w:numPr>
-              <w:rPr>
-                <w:rFonts w:ascii="Calibri" w:hAnsi="Calibri"/>
-                <w:color w:val="000000" w:themeColor="text1"/>
-                <w:sz w:val="22"/>
-                <w:szCs w:val="22"/>
-              </w:rPr>
-            </w:pPr>
-            <w:r>
-              <w:rPr>
-                <w:rFonts w:ascii="Calibri" w:hAnsi="Calibri"/>
-                <w:color w:val="000000" w:themeColor="text1"/>
-                <w:sz w:val="22"/>
-                <w:szCs w:val="22"/>
-              </w:rPr>
-              <w:t>Please remove this tips box after finalizing your CV.</w:t>
-            </w:r>
-          </w:p>
-        </w:tc>
-      </w:tr>
-    </w:tbl>
-    <w:p>
-      <w:pPr>
-        <w:suppressAutoHyphens/>
-        <w:spacing w:before="180" w:after="120"/>
-        <w:jc w:val="both"/>
-        <w:rPr>
-          <w:rFonts w:asciiTheme="minorHAnsi" w:hAnsiTheme="minorHAnsi"/>
-          <w:color w:val="000000" w:themeColor="text1"/>
-          <w:sz w:val="22"/>
-          <w:szCs w:val="22"/>
-        </w:rPr>
-      </w:pPr>
     </w:p>
     <w:sectPr>
       <w:headerReference w:type="default" r:id="rId8"/>
@@ -2601,6 +1754,119 @@
     </w:lvl>
   </w:abstractNum>
   <w:abstractNum w:abstractNumId="2" w15:restartNumberingAfterBreak="0">
+    <w:nsid w:val="27B61DC5"/>
+    <w:multiLevelType w:val="hybridMultilevel"/>
+    <w:tmpl w:val="AF0AAF5A"/>
+    <w:lvl w:ilvl="0" w:tplc="04090001">
+      <w:start w:val="1"/>
+      <w:numFmt w:val="bullet"/>
+      <w:lvlText w:val=""/>
+      <w:lvlJc w:val="left"/>
+      <w:pPr>
+        <w:ind w:left="720" w:hanging="360"/>
+      </w:pPr>
+      <w:rPr>
+        <w:rFonts w:ascii="Symbol" w:hAnsi="Symbol" w:hint="default"/>
+      </w:rPr>
+    </w:lvl>
+    <w:lvl w:ilvl="1" w:tplc="04090003" w:tentative="1">
+      <w:start w:val="1"/>
+      <w:numFmt w:val="bullet"/>
+      <w:lvlText w:val="o"/>
+      <w:lvlJc w:val="left"/>
+      <w:pPr>
+        <w:ind w:left="1440" w:hanging="360"/>
+      </w:pPr>
+      <w:rPr>
+        <w:rFonts w:ascii="Courier New" w:hAnsi="Courier New" w:cs="Courier New" w:hint="default"/>
+      </w:rPr>
+    </w:lvl>
+    <w:lvl w:ilvl="2" w:tplc="04090005" w:tentative="1">
+      <w:start w:val="1"/>
+      <w:numFmt w:val="bullet"/>
+      <w:lvlText w:val=""/>
+      <w:lvlJc w:val="left"/>
+      <w:pPr>
+        <w:ind w:left="2160" w:hanging="360"/>
+      </w:pPr>
+      <w:rPr>
+        <w:rFonts w:ascii="Wingdings" w:hAnsi="Wingdings" w:hint="default"/>
+      </w:rPr>
+    </w:lvl>
+    <w:lvl w:ilvl="3" w:tplc="04090001" w:tentative="1">
+      <w:start w:val="1"/>
+      <w:numFmt w:val="bullet"/>
+      <w:lvlText w:val=""/>
+      <w:lvlJc w:val="left"/>
+      <w:pPr>
+        <w:ind w:left="2880" w:hanging="360"/>
+      </w:pPr>
+      <w:rPr>
+        <w:rFonts w:ascii="Symbol" w:hAnsi="Symbol" w:hint="default"/>
+      </w:rPr>
+    </w:lvl>
+    <w:lvl w:ilvl="4" w:tplc="04090003" w:tentative="1">
+      <w:start w:val="1"/>
+      <w:numFmt w:val="bullet"/>
+      <w:lvlText w:val="o"/>
+      <w:lvlJc w:val="left"/>
+      <w:pPr>
+        <w:ind w:left="3600" w:hanging="360"/>
+      </w:pPr>
+      <w:rPr>
+        <w:rFonts w:ascii="Courier New" w:hAnsi="Courier New" w:cs="Courier New" w:hint="default"/>
+      </w:rPr>
+    </w:lvl>
+    <w:lvl w:ilvl="5" w:tplc="04090005" w:tentative="1">
+      <w:start w:val="1"/>
+      <w:numFmt w:val="bullet"/>
+      <w:lvlText w:val=""/>
+      <w:lvlJc w:val="left"/>
+      <w:pPr>
+        <w:ind w:left="4320" w:hanging="360"/>
+      </w:pPr>
+      <w:rPr>
+        <w:rFonts w:ascii="Wingdings" w:hAnsi="Wingdings" w:hint="default"/>
+      </w:rPr>
+    </w:lvl>
+    <w:lvl w:ilvl="6" w:tplc="04090001" w:tentative="1">
+      <w:start w:val="1"/>
+      <w:numFmt w:val="bullet"/>
+      <w:lvlText w:val=""/>
+      <w:lvlJc w:val="left"/>
+      <w:pPr>
+        <w:ind w:left="5040" w:hanging="360"/>
+      </w:pPr>
+      <w:rPr>
+        <w:rFonts w:ascii="Symbol" w:hAnsi="Symbol" w:hint="default"/>
+      </w:rPr>
+    </w:lvl>
+    <w:lvl w:ilvl="7" w:tplc="04090003" w:tentative="1">
+      <w:start w:val="1"/>
+      <w:numFmt w:val="bullet"/>
+      <w:lvlText w:val="o"/>
+      <w:lvlJc w:val="left"/>
+      <w:pPr>
+        <w:ind w:left="5760" w:hanging="360"/>
+      </w:pPr>
+      <w:rPr>
+        <w:rFonts w:ascii="Courier New" w:hAnsi="Courier New" w:cs="Courier New" w:hint="default"/>
+      </w:rPr>
+    </w:lvl>
+    <w:lvl w:ilvl="8" w:tplc="04090005" w:tentative="1">
+      <w:start w:val="1"/>
+      <w:numFmt w:val="bullet"/>
+      <w:lvlText w:val=""/>
+      <w:lvlJc w:val="left"/>
+      <w:pPr>
+        <w:ind w:left="6480" w:hanging="360"/>
+      </w:pPr>
+      <w:rPr>
+        <w:rFonts w:ascii="Wingdings" w:hAnsi="Wingdings" w:hint="default"/>
+      </w:rPr>
+    </w:lvl>
+  </w:abstractNum>
+  <w:abstractNum w:abstractNumId="3" w15:restartNumberingAfterBreak="0">
     <w:nsid w:val="48DB3750"/>
     <w:multiLevelType w:val="hybridMultilevel"/>
     <w:tmpl w:val="6B480AC2"/>
@@ -2713,7 +1979,7 @@
       </w:rPr>
     </w:lvl>
   </w:abstractNum>
-  <w:abstractNum w:abstractNumId="3" w15:restartNumberingAfterBreak="0">
+  <w:abstractNum w:abstractNumId="4" w15:restartNumberingAfterBreak="0">
     <w:nsid w:val="4FCC7BAB"/>
     <w:multiLevelType w:val="multilevel"/>
     <w:tmpl w:val="4EA44828"/>
@@ -2862,7 +2128,7 @@
       </w:rPr>
     </w:lvl>
   </w:abstractNum>
-  <w:abstractNum w:abstractNumId="4" w15:restartNumberingAfterBreak="0">
+  <w:abstractNum w:abstractNumId="5" w15:restartNumberingAfterBreak="0">
     <w:nsid w:val="685C688D"/>
     <w:multiLevelType w:val="hybridMultilevel"/>
     <w:tmpl w:val="557C11D2"/>
@@ -2974,7 +2240,7 @@
       </w:rPr>
     </w:lvl>
   </w:abstractNum>
-  <w:abstractNum w:abstractNumId="5" w15:restartNumberingAfterBreak="0">
+  <w:abstractNum w:abstractNumId="6" w15:restartNumberingAfterBreak="0">
     <w:nsid w:val="77EA13E0"/>
     <w:multiLevelType w:val="hybridMultilevel"/>
     <w:tmpl w:val="BA980012"/>
@@ -3087,7 +2353,7 @@
       </w:rPr>
     </w:lvl>
   </w:abstractNum>
-  <w:abstractNum w:abstractNumId="6" w15:restartNumberingAfterBreak="0">
+  <w:abstractNum w:abstractNumId="7" w15:restartNumberingAfterBreak="0">
     <w:nsid w:val="7FED0AF3"/>
     <w:multiLevelType w:val="hybridMultilevel"/>
     <w:tmpl w:val="39C4722C"/>
@@ -3201,25 +2467,28 @@
     </w:lvl>
   </w:abstractNum>
   <w:num w:numId="1" w16cid:durableId="66995584">
-    <w:abstractNumId w:val="2"/>
+    <w:abstractNumId w:val="3"/>
   </w:num>
   <w:num w:numId="2" w16cid:durableId="1390878590">
     <w:abstractNumId w:val="1"/>
   </w:num>
   <w:num w:numId="3" w16cid:durableId="719325589">
-    <w:abstractNumId w:val="6"/>
+    <w:abstractNumId w:val="7"/>
   </w:num>
   <w:num w:numId="4" w16cid:durableId="1662194424">
-    <w:abstractNumId w:val="4"/>
+    <w:abstractNumId w:val="5"/>
   </w:num>
   <w:num w:numId="5" w16cid:durableId="600990635">
     <w:abstractNumId w:val="0"/>
   </w:num>
   <w:num w:numId="6" w16cid:durableId="647174871">
-    <w:abstractNumId w:val="3"/>
+    <w:abstractNumId w:val="4"/>
   </w:num>
   <w:num w:numId="7" w16cid:durableId="870145543">
-    <w:abstractNumId w:val="5"/>
+    <w:abstractNumId w:val="6"/>
+  </w:num>
+  <w:num w:numId="8" w16cid:durableId="2082022369">
+    <w:abstractNumId w:val="2"/>
   </w:num>
 </w:numbering>
 </file>
@@ -3664,6 +2933,7 @@
   <w:style w:type="character" w:default="1" w:styleId="DefaultParagraphFont">
     <w:name w:val="Default Paragraph Font"/>
     <w:uiPriority w:val="1"/>
+    <w:semiHidden/>
     <w:unhideWhenUsed/>
   </w:style>
   <w:style w:type="table" w:default="1" w:styleId="TableNormal">

--- a/templates/hill_template.docx
+++ b/templates/hill_template.docx
@@ -296,7 +296,6 @@
           <w:p>
             <w:pPr>
               <w:pStyle w:val="SideBarText"/>
-              <w:spacing w:line="240" w:lineRule="auto"/>
               <w:jc w:val="both"/>
               <w:rPr>
                 <w:color w:val="000000" w:themeColor="text1"/>
@@ -312,75 +311,16 @@
           <w:p>
             <w:pPr>
               <w:pStyle w:val="SideBarText"/>
-              <w:spacing w:line="240" w:lineRule="auto"/>
               <w:jc w:val="both"/>
               <w:rPr>
-                <w:b/>
-                <w:bCs/>
                 <w:color w:val="000000" w:themeColor="text1"/>
               </w:rPr>
             </w:pPr>
             <w:r>
               <w:rPr>
-                <w:b/>
-                <w:bCs/>
-                <w:color w:val="000000" w:themeColor="text1"/>
-              </w:rPr>
-              <w:t>{{edu.degree}}</w:t>
-            </w:r>
-          </w:p>
-          <w:p>
-            <w:pPr>
-              <w:pStyle w:val="SideBarText"/>
-              <w:spacing w:line="240" w:lineRule="auto"/>
-              <w:jc w:val="both"/>
-              <w:rPr>
-                <w:b/>
-                <w:bCs/>
-                <w:color w:val="000000" w:themeColor="text1"/>
-              </w:rPr>
-            </w:pPr>
-            <w:r>
-              <w:rPr>
-                <w:b/>
-                <w:bCs/>
-                <w:color w:val="000000" w:themeColor="text1"/>
-              </w:rPr>
-              <w:t>{{edu.institution}}</w:t>
-            </w:r>
-          </w:p>
-          <w:p>
-            <w:pPr>
-              <w:pStyle w:val="SideBarText"/>
-              <w:spacing w:line="240" w:lineRule="auto"/>
-              <w:jc w:val="both"/>
-              <w:rPr>
-                <w:color w:val="000000" w:themeColor="text1"/>
-              </w:rPr>
-            </w:pPr>
-            <w:r>
-              <w:rPr>
-                <w:color w:val="000000" w:themeColor="text1"/>
-              </w:rPr>
-              <w:t>{{edu.year}}</w:t>
-            </w:r>
-          </w:p>
-          <w:p>
-            <w:pPr>
-              <w:pStyle w:val="SideBarText"/>
-              <w:spacing w:line="240" w:lineRule="auto"/>
-              <w:jc w:val="both"/>
-              <w:rPr>
-                <w:b/>
-                <w:bCs/>
-                <w:color w:val="000000" w:themeColor="text1"/>
-              </w:rPr>
-            </w:pPr>
-            <w:r>
-              <w:rPr>
-                <w:color w:val="000000" w:themeColor="text1"/>
-              </w:rPr>
-              <w:t>{{edu.location}}</w:t>
+                <w:color w:val="000000" w:themeColor="text1"/>
+              </w:rPr>
+              <w:t>{{ edu }}</w:t>
             </w:r>
           </w:p>
           <w:p>
@@ -603,6 +543,36 @@
           <w:p>
             <w:pPr>
               <w:pStyle w:val="SideBarText"/>
+              <w:jc w:val="both"/>
+              <w:rPr>
+                <w:color w:val="000000" w:themeColor="text1"/>
+              </w:rPr>
+            </w:pPr>
+            <w:r>
+              <w:rPr>
+                <w:color w:val="000000" w:themeColor="text1"/>
+              </w:rPr>
+              <w:t>{% for q in key_qualifications %}</w:t>
+            </w:r>
+          </w:p>
+          <w:p>
+            <w:pPr>
+              <w:pStyle w:val="SideBarText"/>
+              <w:jc w:val="both"/>
+              <w:rPr>
+                <w:color w:val="000000" w:themeColor="text1"/>
+              </w:rPr>
+            </w:pPr>
+            <w:r>
+              <w:rPr>
+                <w:color w:val="000000" w:themeColor="text1"/>
+              </w:rPr>
+              <w:t>{{ q }}</w:t>
+            </w:r>
+          </w:p>
+          <w:p>
+            <w:pPr>
+              <w:pStyle w:val="SideBarText"/>
               <w:spacing w:line="240" w:lineRule="auto"/>
               <w:jc w:val="both"/>
               <w:rPr>
@@ -613,7 +583,7 @@
               <w:rPr>
                 <w:color w:val="000000" w:themeColor="text1"/>
               </w:rPr>
-              <w:t>{{key_qualifications}}</w:t>
+              <w:t>{% endfor %}</w:t>
             </w:r>
           </w:p>
         </w:tc>
@@ -775,7 +745,29 @@
           <w:sz w:val="22"/>
           <w:szCs w:val="22"/>
         </w:rPr>
-        <w:t>{{project.duration}} | {{project.company_name}}</w:t>
+        <w:t>{{project.duration}} | {{</w:t>
+      </w:r>
+      <w:r>
+        <w:rPr>
+          <w:rFonts w:ascii="Calibri" w:hAnsi="Calibri"/>
+          <w:b/>
+          <w:bCs/>
+          <w:color w:val="000000" w:themeColor="text1"/>
+          <w:sz w:val="22"/>
+          <w:szCs w:val="22"/>
+        </w:rPr>
+        <w:t>project.project_name</w:t>
+      </w:r>
+      <w:r>
+        <w:rPr>
+          <w:rFonts w:ascii="Calibri" w:hAnsi="Calibri"/>
+          <w:b/>
+          <w:bCs/>
+          <w:color w:val="000000" w:themeColor="text1"/>
+          <w:sz w:val="22"/>
+          <w:szCs w:val="22"/>
+        </w:rPr>
+        <w:t>}}</w:t>
       </w:r>
     </w:p>
     <w:p>

--- a/templates/hill_template.docx
+++ b/templates/hill_template.docx
@@ -305,22 +305,7 @@
               <w:rPr>
                 <w:color w:val="000000" w:themeColor="text1"/>
               </w:rPr>
-              <w:t>{% for edu in education %}</w:t>
-            </w:r>
-          </w:p>
-          <w:p>
-            <w:pPr>
-              <w:pStyle w:val="SideBarText"/>
-              <w:jc w:val="both"/>
-              <w:rPr>
-                <w:color w:val="000000" w:themeColor="text1"/>
-              </w:rPr>
-            </w:pPr>
-            <w:r>
-              <w:rPr>
-                <w:color w:val="000000" w:themeColor="text1"/>
-              </w:rPr>
-              <w:t>{{ edu }}</w:t>
+              <w:t>{% for edu in education %}{{ edu }}</w:t>
             </w:r>
           </w:p>
           <w:p>
@@ -552,22 +537,7 @@
               <w:rPr>
                 <w:color w:val="000000" w:themeColor="text1"/>
               </w:rPr>
-              <w:t>{% for q in key_qualifications %}</w:t>
-            </w:r>
-          </w:p>
-          <w:p>
-            <w:pPr>
-              <w:pStyle w:val="SideBarText"/>
-              <w:jc w:val="both"/>
-              <w:rPr>
-                <w:color w:val="000000" w:themeColor="text1"/>
-              </w:rPr>
-            </w:pPr>
-            <w:r>
-              <w:rPr>
-                <w:color w:val="000000" w:themeColor="text1"/>
-              </w:rPr>
-              <w:t>{{ q }}</w:t>
+              <w:t>{% for q in key_qualifications %}{{ q }}</w:t>
             </w:r>
           </w:p>
           <w:p>
